--- a/assets/James_Sypherd_Resume.docx
+++ b/assets/James_Sypherd_Resume.docx
@@ -43,7 +43,7 @@
         <w:spacing w:after="80"/>
       </w:pPr>
       <w:r>
-        <w:t>Game designer and software engineer with hands-on experience building gameplay prototypes, player-facing systems, and motion capture driven interactive experiences. Strong instincts for class identity, reward loops, combat readability, and player motivation, backed by years of MMO and tabletop systems analysis and cross-functional development work. Experience across Unity, Unreal Engine 5, UEFN, Roblox, and technical gameplay prototyping, with a deep passion for World of Warcraft combat and progression design.</w:t>
+        <w:t>Game designer and software engineer with hands-on experience building gameplay prototypes, player-facing systems, and motion capture driven interactive experiences. Strong instincts for class identity, reward loops, combat readability, and player motivation, backed by years of MMO and tabletop systems analysis and cross-functional development work. Experience across Unity, Unreal Engine 5, UEFN, Roblox, and technical gameplay prototyping, with expertise in combat systems and progression design.</w:t>
       </w:r>
     </w:p>
     <w:p>
